--- a/orders/tests/output/qa-appendices.docx
+++ b/orders/tests/output/qa-appendices.docx
@@ -130,6 +130,26 @@
       </w:r>
       <w:r>
         <w:t>Тестова Особа</w:t>
+      </w:r>
+    </w:p>
+    <w:p>
+      <w:pPr>
+        <w:pStyle w:val="OrderBody"/>
+      </w:pPr>
+      <w:r>
+        <w:rPr>
+          <w:b/>
+          <w:bCs/>
+        </w:rPr>
+        <w:t xml:space="preserve">З наказом ознайомлені:</w:t>
+      </w:r>
+    </w:p>
+    <w:p>
+      <w:pPr>
+        <w:pStyle w:val="OrderBody"/>
+      </w:pPr>
+      <w:r>
+        <w:t xml:space="preserve">_________________   Заступник директора — Тестова Особа   01.09.2026</w:t>
       </w:r>
     </w:p>
     <w:p>
@@ -150,7 +170,19 @@
         <w:pStyle w:val="AppendixReference"/>
       </w:pPr>
       <w:r>
-        <w:t xml:space="preserve">Додаток 1</w:t>
+        <w:rPr>
+          <w:b/>
+          <w:bCs/>
+        </w:rPr>
+        <w:t xml:space="preserve">ЗАТВЕРДЖЕНО</w:t>
+      </w:r>
+    </w:p>
+    <w:p>
+      <w:pPr>
+        <w:pStyle w:val="AppendixReference"/>
+      </w:pPr>
+      <w:r>
+        <w:t xml:space="preserve">Наказ Тестовий заклад освіти</w:t>
       </w:r>
     </w:p>
     <w:p>
@@ -158,7 +190,7 @@
         <w:pStyle w:val="AppendixReferenceLast"/>
       </w:pPr>
       <w:r>
-        <w:t xml:space="preserve">до наказу від 10.10.2026 № 18-к</w:t>
+        <w:t xml:space="preserve">10.10.2026 № 18-к</w:t>
       </w:r>
     </w:p>
     <w:p>
@@ -173,7 +205,6 @@
       <w:tblPr>
         <w:tblW w:w="9638" w:type="dxa"/>
         <w:tblInd w:w="120" w:type="dxa"/>
-        <w:tblLayout w:type="fixed"/>
         <w:tblBorders>
           <w:top w:val="single" w:sz="4" w:color="000000"/>
           <w:left w:val="single" w:sz="4" w:color="000000"/>
@@ -182,6 +213,7 @@
           <w:insideH w:val="single" w:sz="4" w:color="000000"/>
           <w:insideV w:val="single" w:sz="4" w:color="000000"/>
         </w:tblBorders>
+        <w:tblLayout w:type="fixed"/>
       </w:tblPr>
       <w:tblGrid>
         <w:gridCol w:w="3212"/>
@@ -197,9 +229,9 @@
             <w:tcW w:w="3212" w:type="dxa"/>
             <w:tcMar>
               <w:top w:w="80" w:type="dxa"/>
-              <w:start w:w="120" w:type="dxa"/>
-              <w:bottom w:w="80" w:type="dxa"/>
-              <w:end w:w="120" w:type="dxa"/>
+              <w:left w:w="120" w:type="dxa"/>
+              <w:bottom w:w="80" w:type="dxa"/>
+              <w:right w:w="120" w:type="dxa"/>
             </w:tcMar>
           </w:tcPr>
           <w:p>
@@ -216,9 +248,9 @@
             <w:tcW w:w="3212" w:type="dxa"/>
             <w:tcMar>
               <w:top w:w="80" w:type="dxa"/>
-              <w:start w:w="120" w:type="dxa"/>
-              <w:bottom w:w="80" w:type="dxa"/>
-              <w:end w:w="120" w:type="dxa"/>
+              <w:left w:w="120" w:type="dxa"/>
+              <w:bottom w:w="80" w:type="dxa"/>
+              <w:right w:w="120" w:type="dxa"/>
             </w:tcMar>
           </w:tcPr>
           <w:p>
@@ -235,9 +267,9 @@
             <w:tcW w:w="3214" w:type="dxa"/>
             <w:tcMar>
               <w:top w:w="80" w:type="dxa"/>
-              <w:start w:w="120" w:type="dxa"/>
-              <w:bottom w:w="80" w:type="dxa"/>
-              <w:end w:w="120" w:type="dxa"/>
+              <w:left w:w="120" w:type="dxa"/>
+              <w:bottom w:w="80" w:type="dxa"/>
+              <w:right w:w="120" w:type="dxa"/>
             </w:tcMar>
           </w:tcPr>
           <w:p>
@@ -256,9 +288,9 @@
             <w:tcW w:w="3212" w:type="dxa"/>
             <w:tcMar>
               <w:top w:w="80" w:type="dxa"/>
-              <w:start w:w="120" w:type="dxa"/>
-              <w:bottom w:w="80" w:type="dxa"/>
-              <w:end w:w="120" w:type="dxa"/>
+              <w:left w:w="120" w:type="dxa"/>
+              <w:bottom w:w="80" w:type="dxa"/>
+              <w:right w:w="120" w:type="dxa"/>
             </w:tcMar>
           </w:tcPr>
           <w:p>
@@ -275,9 +307,9 @@
             <w:tcW w:w="3212" w:type="dxa"/>
             <w:tcMar>
               <w:top w:w="80" w:type="dxa"/>
-              <w:start w:w="120" w:type="dxa"/>
-              <w:bottom w:w="80" w:type="dxa"/>
-              <w:end w:w="120" w:type="dxa"/>
+              <w:left w:w="120" w:type="dxa"/>
+              <w:bottom w:w="80" w:type="dxa"/>
+              <w:right w:w="120" w:type="dxa"/>
             </w:tcMar>
           </w:tcPr>
           <w:p>
@@ -294,9 +326,9 @@
             <w:tcW w:w="3214" w:type="dxa"/>
             <w:tcMar>
               <w:top w:w="80" w:type="dxa"/>
-              <w:start w:w="120" w:type="dxa"/>
-              <w:bottom w:w="80" w:type="dxa"/>
-              <w:end w:w="120" w:type="dxa"/>
+              <w:left w:w="120" w:type="dxa"/>
+              <w:bottom w:w="80" w:type="dxa"/>
+              <w:right w:w="120" w:type="dxa"/>
             </w:tcMar>
           </w:tcPr>
           <w:p>
@@ -328,7 +360,19 @@
         <w:pStyle w:val="AppendixReference"/>
       </w:pPr>
       <w:r>
-        <w:t xml:space="preserve">Додаток 2</w:t>
+        <w:rPr>
+          <w:b/>
+          <w:bCs/>
+        </w:rPr>
+        <w:t xml:space="preserve">ЗАТВЕРДЖЕНО</w:t>
+      </w:r>
+    </w:p>
+    <w:p>
+      <w:pPr>
+        <w:pStyle w:val="AppendixReference"/>
+      </w:pPr>
+      <w:r>
+        <w:t xml:space="preserve">Наказ Тестовий заклад освіти</w:t>
       </w:r>
     </w:p>
     <w:p>
@@ -336,7 +380,7 @@
         <w:pStyle w:val="AppendixReferenceLast"/>
       </w:pPr>
       <w:r>
-        <w:t xml:space="preserve">до наказу від 10.10.2026 № 18-к</w:t>
+        <w:t xml:space="preserve">10.10.2026 № 18-к</w:t>
       </w:r>
     </w:p>
     <w:p>
@@ -351,7 +395,6 @@
       <w:tblPr>
         <w:tblW w:w="9638" w:type="dxa"/>
         <w:tblInd w:w="120" w:type="dxa"/>
-        <w:tblLayout w:type="fixed"/>
         <w:tblBorders>
           <w:top w:val="single" w:sz="4" w:color="000000"/>
           <w:left w:val="single" w:sz="4" w:color="000000"/>
@@ -360,6 +403,7 @@
           <w:insideH w:val="single" w:sz="4" w:color="000000"/>
           <w:insideV w:val="single" w:sz="4" w:color="000000"/>
         </w:tblBorders>
+        <w:tblLayout w:type="fixed"/>
       </w:tblPr>
       <w:tblGrid>
         <w:gridCol w:w="3212"/>
@@ -375,9 +419,9 @@
             <w:tcW w:w="3212" w:type="dxa"/>
             <w:tcMar>
               <w:top w:w="80" w:type="dxa"/>
-              <w:start w:w="120" w:type="dxa"/>
-              <w:bottom w:w="80" w:type="dxa"/>
-              <w:end w:w="120" w:type="dxa"/>
+              <w:left w:w="120" w:type="dxa"/>
+              <w:bottom w:w="80" w:type="dxa"/>
+              <w:right w:w="120" w:type="dxa"/>
             </w:tcMar>
           </w:tcPr>
           <w:p>
@@ -394,9 +438,9 @@
             <w:tcW w:w="3212" w:type="dxa"/>
             <w:tcMar>
               <w:top w:w="80" w:type="dxa"/>
-              <w:start w:w="120" w:type="dxa"/>
-              <w:bottom w:w="80" w:type="dxa"/>
-              <w:end w:w="120" w:type="dxa"/>
+              <w:left w:w="120" w:type="dxa"/>
+              <w:bottom w:w="80" w:type="dxa"/>
+              <w:right w:w="120" w:type="dxa"/>
             </w:tcMar>
           </w:tcPr>
           <w:p>
@@ -413,9 +457,9 @@
             <w:tcW w:w="3214" w:type="dxa"/>
             <w:tcMar>
               <w:top w:w="80" w:type="dxa"/>
-              <w:start w:w="120" w:type="dxa"/>
-              <w:bottom w:w="80" w:type="dxa"/>
-              <w:end w:w="120" w:type="dxa"/>
+              <w:left w:w="120" w:type="dxa"/>
+              <w:bottom w:w="80" w:type="dxa"/>
+              <w:right w:w="120" w:type="dxa"/>
             </w:tcMar>
           </w:tcPr>
           <w:p>
@@ -434,9 +478,9 @@
             <w:tcW w:w="3212" w:type="dxa"/>
             <w:tcMar>
               <w:top w:w="80" w:type="dxa"/>
-              <w:start w:w="120" w:type="dxa"/>
-              <w:bottom w:w="80" w:type="dxa"/>
-              <w:end w:w="120" w:type="dxa"/>
+              <w:left w:w="120" w:type="dxa"/>
+              <w:bottom w:w="80" w:type="dxa"/>
+              <w:right w:w="120" w:type="dxa"/>
             </w:tcMar>
           </w:tcPr>
           <w:p>
@@ -453,9 +497,9 @@
             <w:tcW w:w="3212" w:type="dxa"/>
             <w:tcMar>
               <w:top w:w="80" w:type="dxa"/>
-              <w:start w:w="120" w:type="dxa"/>
-              <w:bottom w:w="80" w:type="dxa"/>
-              <w:end w:w="120" w:type="dxa"/>
+              <w:left w:w="120" w:type="dxa"/>
+              <w:bottom w:w="80" w:type="dxa"/>
+              <w:right w:w="120" w:type="dxa"/>
             </w:tcMar>
           </w:tcPr>
           <w:p>
@@ -472,9 +516,9 @@
             <w:tcW w:w="3214" w:type="dxa"/>
             <w:tcMar>
               <w:top w:w="80" w:type="dxa"/>
-              <w:start w:w="120" w:type="dxa"/>
-              <w:bottom w:w="80" w:type="dxa"/>
-              <w:end w:w="120" w:type="dxa"/>
+              <w:left w:w="120" w:type="dxa"/>
+              <w:bottom w:w="80" w:type="dxa"/>
+              <w:right w:w="120" w:type="dxa"/>
             </w:tcMar>
           </w:tcPr>
           <w:p>
@@ -572,8 +616,8 @@
     <w:basedOn w:val="Normal"/>
     <w:qFormat/>
     <w:pPr>
+      <w:spacing w:after="200"/>
       <w:jc w:val="center"/>
-      <w:spacing w:after="200"/>
     </w:pPr>
     <w:rPr>
       <w:b/>
@@ -584,8 +628,8 @@
     <w:name w:val="Order Institution Code"/>
     <w:basedOn w:val="Normal"/>
     <w:pPr>
+      <w:spacing w:after="200"/>
       <w:jc w:val="center"/>
-      <w:spacing w:after="200"/>
     </w:pPr>
     <w:rPr>
       <w:sz w:val="22"/>
@@ -596,8 +640,8 @@
     <w:name w:val="Order Letterhead"/>
     <w:basedOn w:val="Normal"/>
     <w:pPr>
+      <w:spacing w:after="180"/>
       <w:jc w:val="center"/>
-      <w:spacing w:after="180"/>
     </w:pPr>
   </w:style>
   <w:style w:type="paragraph" w:styleId="OrderWord">
@@ -605,8 +649,8 @@
     <w:basedOn w:val="Normal"/>
     <w:qFormat/>
     <w:pPr>
+      <w:spacing w:after="180"/>
       <w:jc w:val="center"/>
-      <w:spacing w:after="180"/>
     </w:pPr>
     <w:rPr>
       <w:b/>
@@ -618,8 +662,8 @@
     <w:basedOn w:val="Normal"/>
     <w:qFormat/>
     <w:pPr>
+      <w:spacing w:after="300"/>
       <w:jc w:val="center"/>
-      <w:spacing w:after="300"/>
     </w:pPr>
     <w:rPr>
       <w:b/>
@@ -631,8 +675,8 @@
     <w:basedOn w:val="Normal"/>
     <w:qFormat/>
     <w:pPr>
+      <w:spacing w:after="180" w:line="360" w:lineRule="auto"/>
       <w:jc w:val="both"/>
-      <w:spacing w:after="180" w:line="360" w:lineRule="auto"/>
     </w:pPr>
   </w:style>
   <w:style w:type="paragraph" w:styleId="OrderPreamble">
@@ -659,8 +703,8 @@
     <w:basedOn w:val="Normal"/>
     <w:qFormat/>
     <w:pPr>
+      <w:spacing w:after="140" w:line="360" w:lineRule="auto"/>
       <w:jc w:val="both"/>
-      <w:spacing w:after="140" w:line="360" w:lineRule="auto"/>
     </w:pPr>
   </w:style>
   <w:style w:type="paragraph" w:styleId="OrderMeta">
@@ -668,8 +712,8 @@
     <w:basedOn w:val="Normal"/>
     <w:pPr>
       <w:tabs>
-        <w:tab w:val="center" w:pos="4500"/>
-        <w:tab w:val="right" w:pos="9500"/>
+        <w:tab w:val="center" w:pos="4819"/>
+        <w:tab w:val="right" w:pos="9638"/>
       </w:tabs>
       <w:spacing w:after="240"/>
     </w:pPr>
@@ -689,8 +733,8 @@
     <w:basedOn w:val="Normal"/>
     <w:qFormat/>
     <w:pPr>
+      <w:spacing w:after="240"/>
       <w:jc w:val="center"/>
-      <w:spacing w:after="240"/>
     </w:pPr>
     <w:rPr>
       <w:b/>
@@ -701,8 +745,8 @@
     <w:name w:val="Appendix Reference"/>
     <w:basedOn w:val="Normal"/>
     <w:pPr>
+      <w:spacing w:after="0"/>
       <w:jc w:val="right"/>
-      <w:spacing w:after="0"/>
     </w:pPr>
     <w:rPr>
       <w:sz w:val="24"/>
@@ -720,8 +764,8 @@
     <w:name w:val="Table Header"/>
     <w:basedOn w:val="Normal"/>
     <w:pPr>
+      <w:spacing w:after="0"/>
       <w:jc w:val="center"/>
-      <w:spacing w:after="0"/>
     </w:pPr>
     <w:rPr>
       <w:b/>

--- a/orders/tests/output/qa-appendices.docx
+++ b/orders/tests/output/qa-appendices.docx
@@ -723,7 +723,7 @@
     <w:basedOn w:val="Normal"/>
     <w:pPr>
       <w:tabs>
-        <w:tab w:val="right" w:pos="9500"/>
+        <w:tab w:val="right" w:pos="9638"/>
       </w:tabs>
       <w:spacing w:before="480" w:after="0"/>
     </w:pPr>

--- a/orders/tests/output/qa-appendices.docx
+++ b/orders/tests/output/qa-appendices.docx
@@ -130,26 +130,6 @@
       </w:r>
       <w:r>
         <w:t>Тестова Особа</w:t>
-      </w:r>
-    </w:p>
-    <w:p>
-      <w:pPr>
-        <w:pStyle w:val="OrderBody"/>
-      </w:pPr>
-      <w:r>
-        <w:rPr>
-          <w:b/>
-          <w:bCs/>
-        </w:rPr>
-        <w:t xml:space="preserve">З наказом ознайомлені:</w:t>
-      </w:r>
-    </w:p>
-    <w:p>
-      <w:pPr>
-        <w:pStyle w:val="OrderBody"/>
-      </w:pPr>
-      <w:r>
-        <w:t xml:space="preserve">_________________   Заступник директора — Тестова Особа   01.09.2026</w:t>
       </w:r>
     </w:p>
     <w:p>
@@ -566,7 +546,7 @@
 <file path=word/numbering.xml><?xml version="1.0" encoding="utf-8"?>
 <w:numbering xmlns:w="http://schemas.openxmlformats.org/wordprocessingml/2006/main">
   <w:abstractNum w:abstractNumId="0">
-    <w:multiLevelType w:val="singleLevel"/>
+    <w:multiLevelType w:val="multilevel"/>
     <w:lvl w:ilvl="0">
       <w:start w:val="1"/>
       <w:numFmt w:val="decimal"/>
@@ -577,6 +557,30 @@
           <w:tab w:val="num" w:pos="567"/>
         </w:tabs>
         <w:ind w:left="567" w:hanging="567"/>
+      </w:pPr>
+    </w:lvl>
+    <w:lvl w:ilvl="1">
+      <w:start w:val="1"/>
+      <w:numFmt w:val="decimal"/>
+      <w:lvlText w:val="%1.%2."/>
+      <w:lvlJc w:val="left"/>
+      <w:pPr>
+        <w:tabs>
+          <w:tab w:val="num" w:pos="1134"/>
+        </w:tabs>
+        <w:ind w:left="1134" w:hanging="567"/>
+      </w:pPr>
+    </w:lvl>
+    <w:lvl w:ilvl="2">
+      <w:start w:val="1"/>
+      <w:numFmt w:val="decimal"/>
+      <w:lvlText w:val="%1.%2.%3."/>
+      <w:lvlJc w:val="left"/>
+      <w:pPr>
+        <w:tabs>
+          <w:tab w:val="num" w:pos="1701"/>
+        </w:tabs>
+        <w:ind w:left="1701" w:hanging="567"/>
       </w:pPr>
     </w:lvl>
   </w:abstractNum>
@@ -663,7 +667,8 @@
     <w:qFormat/>
     <w:pPr>
       <w:spacing w:after="300"/>
-      <w:jc w:val="center"/>
+      <w:ind w:right="1417"/>
+      <w:jc w:val="left"/>
     </w:pPr>
     <w:rPr>
       <w:b/>
@@ -705,6 +710,14 @@
     <w:pPr>
       <w:spacing w:after="140" w:line="360" w:lineRule="auto"/>
       <w:jc w:val="both"/>
+    </w:pPr>
+  </w:style>
+  <w:style w:type="paragraph" w:styleId="OrderDeadline">
+    <w:name w:val="Order Deadline"/>
+    <w:basedOn w:val="Normal"/>
+    <w:pPr>
+      <w:spacing w:after="140"/>
+      <w:jc w:val="right"/>
     </w:pPr>
   </w:style>
   <w:style w:type="paragraph" w:styleId="OrderMeta">
